--- a/Writing/Revision/DOC files/GC-ART-01-2024-000392_table_of_contents.docx
+++ b/Writing/Revision/DOC files/GC-ART-01-2024-000392_table_of_contents.docx
@@ -6,6 +6,8 @@
       <w:pPr>
         <w:jc w:val="center"/>
       </w:pPr>
+      <w:bookmarkStart w:id="0" w:name="_GoBack"/>
+      <w:bookmarkEnd w:id="0"/>
       <w:r>
         <w:rPr>
           <w:noProof/>
@@ -46,54 +48,13 @@
           </wp:inline>
         </w:drawing>
       </w:r>
-      <w:bookmarkStart w:id="0" w:name="_GoBack"/>
-      <w:bookmarkEnd w:id="0"/>
     </w:p>
     <w:p>
       <w:pPr>
         <w:jc w:val="both"/>
       </w:pPr>
       <w:r>
-        <w:t>The grand transition towards</w:t>
-      </w:r>
-      <w:r>
-        <w:t xml:space="preserve"> green pathways for chemical</w:t>
-      </w:r>
-      <w:r>
-        <w:t>s</w:t>
-      </w:r>
-      <w:r>
-        <w:t xml:space="preserve"> production, alongside ambitious climate policies and technological advancements, </w:t>
-      </w:r>
-      <w:r>
-        <w:t>could</w:t>
-      </w:r>
-      <w:r>
-        <w:t xml:space="preserve"> achieve a significant </w:t>
-      </w:r>
-      <w:r>
-        <w:t xml:space="preserve">90% </w:t>
-      </w:r>
-      <w:r>
-        <w:t>reduction in climate change impacts</w:t>
-      </w:r>
-      <w:r>
-        <w:t xml:space="preserve"> by 2050</w:t>
-      </w:r>
-      <w:r>
-        <w:t>, while fossil routes, in the best</w:t>
-      </w:r>
-      <w:r>
-        <w:noBreakHyphen/>
-      </w:r>
-      <w:r>
-        <w:t xml:space="preserve">case scenario, offer </w:t>
-      </w:r>
-      <w:r>
-        <w:t>limited</w:t>
-      </w:r>
-      <w:r>
-        <w:t xml:space="preserve"> reductions of up to 10%.</w:t>
+        <w:t>The grand transition towards green pathways for chemical production, alongside ambitious climate policies, could achieve a 90% reduction in climate change impacts by 2050, while fossil routes offer reductions of 10% in the best case.</w:t>
       </w:r>
     </w:p>
     <w:sectPr>
